--- a/docs/TrademarkImage_User_Manual_EN.docx
+++ b/docs/TrademarkImage_User_Manual_EN.docx
@@ -28,8 +28,21 @@
       </w:r>
     </w:p>
     <w:p>
+      <w:r>
+        <w:t>This manual has two parts. Part I describes the everyday use of the program. Part II covers the advanced options: command line parameters, the language setting and the language file, and the structure of the criteria file.</w:t>
+      </w:r>
+    </w:p>
+    <w:p>
       <w:pPr>
         <w:pStyle w:val="Heading1"/>
+      </w:pPr>
+      <w:r>
+        <w:t>I. Basic usage</w:t>
+      </w:r>
+    </w:p>
+    <w:p>
+      <w:pPr>
+        <w:pStyle w:val="Heading2"/>
       </w:pPr>
       <w:r>
         <w:t>1. What is the program for?</w:t>
@@ -42,7 +55,7 @@
     </w:p>
     <w:p>
       <w:pPr>
-        <w:pStyle w:val="Heading1"/>
+        <w:pStyle w:val="Heading2"/>
       </w:pPr>
       <w:r>
         <w:t>2. Starting the program</w:t>
@@ -88,225 +101,12 @@
         <w:t xml:space="preserve">Note: </w:t>
       </w:r>
       <w:r>
-        <w:t>The program starts in Hungarian by default. To switch to English, select English in the Nyelv list in the top right corner of the window, or start the program with --lang en (see section 4).</w:t>
-      </w:r>
-    </w:p>
-    <w:p>
-      <w:r>
-        <w:t>More options are available from the command line:</w:t>
+        <w:t>The program starts in Hungarian by default. To switch to English, select English in the Nyelv list in the top right corner of the window; the loaded image and the values already set are kept. To start in English every time, see section 11.</w:t>
       </w:r>
     </w:p>
     <w:p>
       <w:pPr>
-        <w:spacing w:after="0"/>
-        <w:ind w:left="360"/>
-      </w:pPr>
-      <w:r>
-        <w:rPr>
-          <w:rFonts w:ascii="Consolas" w:hAnsi="Consolas" w:eastAsia="Consolas"/>
-          <w:sz w:val="19"/>
-        </w:rPr>
-        <w:t>TrademarkImage.exe</w:t>
-      </w:r>
-    </w:p>
-    <w:p>
-      <w:pPr>
-        <w:spacing w:after="0"/>
-        <w:ind w:left="360"/>
-      </w:pPr>
-      <w:r>
-        <w:rPr>
-          <w:rFonts w:ascii="Consolas" w:hAnsi="Consolas" w:eastAsia="Consolas"/>
-          <w:sz w:val="19"/>
-        </w:rPr>
-        <w:t>TrademarkImage.exe image.jpg</w:t>
-      </w:r>
-    </w:p>
-    <w:p>
-      <w:pPr>
-        <w:spacing w:after="0"/>
-        <w:ind w:left="360"/>
-      </w:pPr>
-      <w:r>
-        <w:rPr>
-          <w:rFonts w:ascii="Consolas" w:hAnsi="Consolas" w:eastAsia="Consolas"/>
-          <w:sz w:val="19"/>
-        </w:rPr>
-        <w:t>TrademarkImage.exe --config my_criteria.json image.jpg</w:t>
-      </w:r>
-    </w:p>
-    <w:p>
-      <w:pPr>
-        <w:spacing w:after="0"/>
-        <w:ind w:left="360"/>
-      </w:pPr>
-      <w:r>
-        <w:rPr>
-          <w:rFonts w:ascii="Consolas" w:hAnsi="Consolas" w:eastAsia="Consolas"/>
-          <w:sz w:val="19"/>
-        </w:rPr>
-        <w:t>TrademarkImage.exe --lang en</w:t>
-      </w:r>
-    </w:p>
-    <w:p>
-      <w:pPr>
-        <w:spacing w:after="0"/>
-        <w:ind w:left="360"/>
-      </w:pPr>
-      <w:r>
-        <w:rPr>
-          <w:rFonts w:ascii="Consolas" w:hAnsi="Consolas" w:eastAsia="Consolas"/>
-          <w:sz w:val="19"/>
-        </w:rPr>
-        <w:t>TrademarkImage.exe --locals my_texts.json</w:t>
-      </w:r>
-    </w:p>
-    <w:p>
-      <w:pPr>
-        <w:spacing w:after="0"/>
-      </w:pPr>
-    </w:p>
-    <w:tbl>
-      <w:tblPr>
-        <w:tblStyle w:val="TableGrid"/>
-        <w:tblW w:type="auto" w:w="0"/>
-        <w:tblLayout w:type="fixed"/>
-        <w:tblLook w:firstColumn="1" w:firstRow="1" w:lastColumn="0" w:lastRow="0" w:noHBand="0" w:noVBand="1" w:val="04A0"/>
-      </w:tblPr>
-      <w:tblGrid>
-        <w:gridCol w:w="2200"/>
-        <w:gridCol w:w="7200"/>
-      </w:tblGrid>
-      <w:tr>
-        <w:tc>
-          <w:tcPr>
-            <w:tcW w:type="dxa" w:w="2200"/>
-            <w:shd w:val="clear" w:color="auto" w:fill="D9E2F3"/>
-          </w:tcPr>
-          <w:p>
-            <w:r/>
-            <w:r>
-              <w:rPr>
-                <w:b/>
-              </w:rPr>
-              <w:t>Option</w:t>
-            </w:r>
-          </w:p>
-        </w:tc>
-        <w:tc>
-          <w:tcPr>
-            <w:tcW w:type="dxa" w:w="7200"/>
-            <w:shd w:val="clear" w:color="auto" w:fill="D9E2F3"/>
-          </w:tcPr>
-          <w:p>
-            <w:r/>
-            <w:r>
-              <w:rPr>
-                <w:b/>
-              </w:rPr>
-              <w:t>Meaning</w:t>
-            </w:r>
-          </w:p>
-        </w:tc>
-      </w:tr>
-      <w:tr>
-        <w:tc>
-          <w:tcPr>
-            <w:tcW w:type="dxa" w:w="2200"/>
-          </w:tcPr>
-          <w:p>
-            <w:r>
-              <w:t>--config FILE</w:t>
-            </w:r>
-          </w:p>
-        </w:tc>
-        <w:tc>
-          <w:tcPr>
-            <w:tcW w:type="dxa" w:w="7200"/>
-          </w:tcPr>
-          <w:p>
-            <w:r>
-              <w:t>JSON file containing the criteria (default: criterias.json in the startup folder).</w:t>
-            </w:r>
-          </w:p>
-        </w:tc>
-      </w:tr>
-      <w:tr>
-        <w:tc>
-          <w:tcPr>
-            <w:tcW w:type="dxa" w:w="2200"/>
-          </w:tcPr>
-          <w:p>
-            <w:r>
-              <w:t>--lang CODE</w:t>
-            </w:r>
-          </w:p>
-        </w:tc>
-        <w:tc>
-          <w:tcPr>
-            <w:tcW w:type="dxa" w:w="7200"/>
-          </w:tcPr>
-          <w:p>
-            <w:r>
-              <w:t>Language of the user interface: hu (Hungarian) or en (English), or the code of any other language added to locals.json.</w:t>
-            </w:r>
-          </w:p>
-        </w:tc>
-      </w:tr>
-      <w:tr>
-        <w:tc>
-          <w:tcPr>
-            <w:tcW w:type="dxa" w:w="2200"/>
-          </w:tcPr>
-          <w:p>
-            <w:r>
-              <w:t>--locals FILE</w:t>
-            </w:r>
-          </w:p>
-        </w:tc>
-        <w:tc>
-          <w:tcPr>
-            <w:tcW w:type="dxa" w:w="7200"/>
-          </w:tcPr>
-          <w:p>
-            <w:r>
-              <w:t>Your own text file (default: locals.json in the startup folder, if present).</w:t>
-            </w:r>
-          </w:p>
-        </w:tc>
-      </w:tr>
-      <w:tr>
-        <w:tc>
-          <w:tcPr>
-            <w:tcW w:type="dxa" w:w="2200"/>
-          </w:tcPr>
-          <w:p>
-            <w:r>
-              <w:t>IMAGE</w:t>
-            </w:r>
-          </w:p>
-        </w:tc>
-        <w:tc>
-          <w:tcPr>
-            <w:tcW w:type="dxa" w:w="7200"/>
-          </w:tcPr>
-          <w:p>
-            <w:r>
-              <w:t>Image file to open at start.</w:t>
-            </w:r>
-          </w:p>
-        </w:tc>
-      </w:tr>
-    </w:tbl>
-    <w:p/>
-    <w:p>
-      <w:r>
-        <w:t>If there is a file named criterias.json in the startup folder, the program loads the criteria from it at start. Otherwise it works with the default criteria.</w:t>
-      </w:r>
-    </w:p>
-    <w:p>
-      <w:pPr>
-        <w:pStyle w:val="Heading1"/>
+        <w:pStyle w:val="Heading2"/>
       </w:pPr>
       <w:r>
         <w:t>3. The main window</w:t>
@@ -469,172 +269,10 @@
     <w:p/>
     <w:p>
       <w:pPr>
-        <w:pStyle w:val="Heading1"/>
-      </w:pPr>
-      <w:r>
-        <w:t>4. Language of the user interface</w:t>
-      </w:r>
-    </w:p>
-    <w:p>
-      <w:r>
-        <w:t>The language can be changed at any time in the Language list in the top right corner of the main window; the loaded image and the values already set are kept. The choice is valid for the current run only. To start the program in another language every time, use the --lang option or change the "default_language" value in locals.json (e.g. to "en").</w:t>
-      </w:r>
-    </w:p>
-    <w:p>
-      <w:pPr>
         <w:pStyle w:val="Heading2"/>
       </w:pPr>
       <w:r>
-        <w:t>4.1 Changing texts, adding a language</w:t>
-      </w:r>
-    </w:p>
-    <w:p>
-      <w:r>
-        <w:t>All texts of the program are in the locals.json file next to the exe. It can be edited with Notepad (save it with UTF-8 encoding). Its structure:</w:t>
-      </w:r>
-    </w:p>
-    <w:p>
-      <w:pPr>
-        <w:spacing w:after="0"/>
-        <w:ind w:left="360"/>
-      </w:pPr>
-      <w:r>
-        <w:rPr>
-          <w:rFonts w:ascii="Consolas" w:hAnsi="Consolas" w:eastAsia="Consolas"/>
-          <w:sz w:val="19"/>
-        </w:rPr>
-        <w:t>{</w:t>
-      </w:r>
-    </w:p>
-    <w:p>
-      <w:pPr>
-        <w:spacing w:after="0"/>
-        <w:ind w:left="360"/>
-      </w:pPr>
-      <w:r>
-        <w:rPr>
-          <w:rFonts w:ascii="Consolas" w:hAnsi="Consolas" w:eastAsia="Consolas"/>
-          <w:sz w:val="19"/>
-        </w:rPr>
-        <w:t xml:space="preserve">  "default_language": "hu",</w:t>
-      </w:r>
-    </w:p>
-    <w:p>
-      <w:pPr>
-        <w:spacing w:after="0"/>
-        <w:ind w:left="360"/>
-      </w:pPr>
-      <w:r>
-        <w:rPr>
-          <w:rFonts w:ascii="Consolas" w:hAnsi="Consolas" w:eastAsia="Consolas"/>
-          <w:sz w:val="19"/>
-        </w:rPr>
-        <w:t xml:space="preserve">  "languages": {</w:t>
-      </w:r>
-    </w:p>
-    <w:p>
-      <w:pPr>
-        <w:spacing w:after="0"/>
-        <w:ind w:left="360"/>
-      </w:pPr>
-      <w:r>
-        <w:rPr>
-          <w:rFonts w:ascii="Consolas" w:hAnsi="Consolas" w:eastAsia="Consolas"/>
-          <w:sz w:val="19"/>
-        </w:rPr>
-        <w:t xml:space="preserve">    "hu": { "language_name": "Magyar",  "prop.width": "Szélesség", ... },</w:t>
-      </w:r>
-    </w:p>
-    <w:p>
-      <w:pPr>
-        <w:spacing w:after="0"/>
-        <w:ind w:left="360"/>
-      </w:pPr>
-      <w:r>
-        <w:rPr>
-          <w:rFonts w:ascii="Consolas" w:hAnsi="Consolas" w:eastAsia="Consolas"/>
-          <w:sz w:val="19"/>
-        </w:rPr>
-        <w:t xml:space="preserve">    "en": { "language_name": "English", "prop.width": "Width", ... }</w:t>
-      </w:r>
-    </w:p>
-    <w:p>
-      <w:pPr>
-        <w:spacing w:after="0"/>
-        <w:ind w:left="360"/>
-      </w:pPr>
-      <w:r>
-        <w:rPr>
-          <w:rFonts w:ascii="Consolas" w:hAnsi="Consolas" w:eastAsia="Consolas"/>
-          <w:sz w:val="19"/>
-        </w:rPr>
-        <w:t xml:space="preserve">  }</w:t>
-      </w:r>
-    </w:p>
-    <w:p>
-      <w:pPr>
-        <w:spacing w:after="0"/>
-        <w:ind w:left="360"/>
-      </w:pPr>
-      <w:r>
-        <w:rPr>
-          <w:rFonts w:ascii="Consolas" w:hAnsi="Consolas" w:eastAsia="Consolas"/>
-          <w:sz w:val="19"/>
-        </w:rPr>
-        <w:t>}</w:t>
-      </w:r>
-    </w:p>
-    <w:p>
-      <w:pPr>
-        <w:spacing w:after="0"/>
-      </w:pPr>
-    </w:p>
-    <w:p>
-      <w:pPr>
-        <w:pStyle w:val="ListBullet"/>
-      </w:pPr>
-      <w:r>
-        <w:t>To change a text, edit the value in quotation marks after the colon. Do not change the key (the part before the colon).</w:t>
-      </w:r>
-    </w:p>
-    <w:p>
-      <w:pPr>
-        <w:pStyle w:val="ListBullet"/>
-      </w:pPr>
-      <w:r>
-        <w:t>Parts in curly brackets (e.g. {value}, {path}) are filled in by the program - leave them unchanged. \n starts a new line.</w:t>
-      </w:r>
-    </w:p>
-    <w:p>
-      <w:pPr>
-        <w:pStyle w:val="ListBullet"/>
-      </w:pPr>
-      <w:r>
-        <w:t>To add a language, copy the "en" block, give it a new code (e.g. "de"), change "language_name" (e.g. "Deutsch") and translate the texts. The new language appears in the Language list the next time the program starts.</w:t>
-      </w:r>
-    </w:p>
-    <w:p>
-      <w:pPr>
-        <w:pStyle w:val="ListBullet"/>
-      </w:pPr>
-      <w:r>
-        <w:t>If a text is missing from a language, the program shows the English text. If the file is invalid, the program shows a warning and uses its built-in texts.</w:t>
-      </w:r>
-    </w:p>
-    <w:p>
-      <w:pPr>
-        <w:pStyle w:val="ListBullet"/>
-      </w:pPr>
-      <w:r>
-        <w:t>It is enough to put a file containing only the changed texts next to the exe: the program adds it to its built-in texts and overrides them with it.</w:t>
-      </w:r>
-    </w:p>
-    <w:p>
-      <w:pPr>
-        <w:pStyle w:val="Heading1"/>
-      </w:pPr>
-      <w:r>
-        <w:t>5. Loading an image</w:t>
+        <w:t>4. Loading an image</w:t>
       </w:r>
     </w:p>
     <w:p>
@@ -668,18 +306,18 @@
     </w:p>
     <w:p>
       <w:pPr>
-        <w:pStyle w:val="Heading1"/>
+        <w:pStyle w:val="Heading2"/>
       </w:pPr>
       <w:r>
-        <w:t>6. The result of the check</w:t>
+        <w:t>5. The result of the check</w:t>
       </w:r>
     </w:p>
     <w:p>
       <w:pPr>
-        <w:pStyle w:val="Heading2"/>
+        <w:pStyle w:val="Heading3"/>
       </w:pPr>
       <w:r>
-        <w:t>6.1 The image meets the criteria</w:t>
+        <w:t>5.1 The image meets the criteria</w:t>
       </w:r>
     </w:p>
     <w:p>
@@ -689,10 +327,10 @@
     </w:p>
     <w:p>
       <w:pPr>
-        <w:pStyle w:val="Heading2"/>
+        <w:pStyle w:val="Heading3"/>
       </w:pPr>
       <w:r>
-        <w:t>6.2 The image does not meet the criteria</w:t>
+        <w:t>5.2 The image does not meet the criteria</w:t>
       </w:r>
     </w:p>
     <w:p>
@@ -702,10 +340,10 @@
     </w:p>
     <w:p>
       <w:pPr>
-        <w:pStyle w:val="Heading1"/>
+        <w:pStyle w:val="Heading2"/>
       </w:pPr>
       <w:r>
-        <w:t>7. Fixing the values</w:t>
+        <w:t>6. Fixing the values</w:t>
       </w:r>
     </w:p>
     <w:p>
@@ -802,10 +440,10 @@
     </w:p>
     <w:p>
       <w:pPr>
-        <w:pStyle w:val="Heading1"/>
+        <w:pStyle w:val="Heading2"/>
       </w:pPr>
       <w:r>
-        <w:t>8. Converting and saving</w:t>
+        <w:t>7. Converting and saving</w:t>
       </w:r>
     </w:p>
     <w:p>
@@ -1041,10 +679,10 @@
     </w:p>
     <w:p>
       <w:pPr>
-        <w:pStyle w:val="Heading1"/>
+        <w:pStyle w:val="Heading2"/>
       </w:pPr>
       <w:r>
-        <w:t>9. Setting the criteria</w:t>
+        <w:t>8. Setting the criteria</w:t>
       </w:r>
     </w:p>
     <w:tbl>
@@ -1055,14 +693,13 @@
         <w:tblLook w:firstColumn="1" w:firstRow="1" w:lastColumn="0" w:lastRow="0" w:noHBand="0" w:noVBand="1" w:val="04A0"/>
       </w:tblPr>
       <w:tblGrid>
-        <w:gridCol w:w="3000"/>
-        <w:gridCol w:w="2600"/>
-        <w:gridCol w:w="3800"/>
+        <w:gridCol w:w="4000"/>
+        <w:gridCol w:w="5400"/>
       </w:tblGrid>
       <w:tr>
         <w:tc>
           <w:tcPr>
-            <w:tcW w:type="dxa" w:w="3000"/>
+            <w:tcW w:type="dxa" w:w="4000"/>
             <w:shd w:val="clear" w:color="auto" w:fill="D9E2F3"/>
           </w:tcPr>
           <w:p>
@@ -1077,22 +714,7 @@
         </w:tc>
         <w:tc>
           <w:tcPr>
-            <w:tcW w:type="dxa" w:w="2600"/>
-            <w:shd w:val="clear" w:color="auto" w:fill="D9E2F3"/>
-          </w:tcPr>
-          <w:p>
-            <w:r/>
-            <w:r>
-              <w:rPr>
-                <w:b/>
-              </w:rPr>
-              <w:t>Key in the JSON file</w:t>
-            </w:r>
-          </w:p>
-        </w:tc>
-        <w:tc>
-          <w:tcPr>
-            <w:tcW w:type="dxa" w:w="3800"/>
+            <w:tcW w:type="dxa" w:w="5400"/>
             <w:shd w:val="clear" w:color="auto" w:fill="D9E2F3"/>
           </w:tcPr>
           <w:p>
@@ -1109,7 +731,7 @@
       <w:tr>
         <w:tc>
           <w:tcPr>
-            <w:tcW w:type="dxa" w:w="3000"/>
+            <w:tcW w:type="dxa" w:w="4000"/>
           </w:tcPr>
           <w:p>
             <w:r>
@@ -1119,17 +741,7 @@
         </w:tc>
         <w:tc>
           <w:tcPr>
-            <w:tcW w:type="dxa" w:w="2600"/>
-          </w:tcPr>
-          <w:p>
-            <w:r>
-              <w:t>max_file_size_mb</w:t>
-            </w:r>
-          </w:p>
-        </w:tc>
-        <w:tc>
-          <w:tcPr>
-            <w:tcW w:type="dxa" w:w="3800"/>
+            <w:tcW w:type="dxa" w:w="5400"/>
           </w:tcPr>
           <w:p>
             <w:r>
@@ -1141,7 +753,7 @@
       <w:tr>
         <w:tc>
           <w:tcPr>
-            <w:tcW w:type="dxa" w:w="3000"/>
+            <w:tcW w:type="dxa" w:w="4000"/>
           </w:tcPr>
           <w:p>
             <w:r>
@@ -1151,17 +763,7 @@
         </w:tc>
         <w:tc>
           <w:tcPr>
-            <w:tcW w:type="dxa" w:w="2600"/>
-          </w:tcPr>
-          <w:p>
-            <w:r>
-              <w:t>min_width</w:t>
-            </w:r>
-          </w:p>
-        </w:tc>
-        <w:tc>
-          <w:tcPr>
-            <w:tcW w:type="dxa" w:w="3800"/>
+            <w:tcW w:type="dxa" w:w="5400"/>
           </w:tcPr>
           <w:p>
             <w:r>
@@ -1173,7 +775,7 @@
       <w:tr>
         <w:tc>
           <w:tcPr>
-            <w:tcW w:type="dxa" w:w="3000"/>
+            <w:tcW w:type="dxa" w:w="4000"/>
           </w:tcPr>
           <w:p>
             <w:r>
@@ -1183,17 +785,7 @@
         </w:tc>
         <w:tc>
           <w:tcPr>
-            <w:tcW w:type="dxa" w:w="2600"/>
-          </w:tcPr>
-          <w:p>
-            <w:r>
-              <w:t>min_height</w:t>
-            </w:r>
-          </w:p>
-        </w:tc>
-        <w:tc>
-          <w:tcPr>
-            <w:tcW w:type="dxa" w:w="3800"/>
+            <w:tcW w:type="dxa" w:w="5400"/>
           </w:tcPr>
           <w:p>
             <w:r>
@@ -1205,7 +797,7 @@
       <w:tr>
         <w:tc>
           <w:tcPr>
-            <w:tcW w:type="dxa" w:w="3000"/>
+            <w:tcW w:type="dxa" w:w="4000"/>
           </w:tcPr>
           <w:p>
             <w:r>
@@ -1215,17 +807,7 @@
         </w:tc>
         <w:tc>
           <w:tcPr>
-            <w:tcW w:type="dxa" w:w="2600"/>
-          </w:tcPr>
-          <w:p>
-            <w:r>
-              <w:t>max_width</w:t>
-            </w:r>
-          </w:p>
-        </w:tc>
-        <w:tc>
-          <w:tcPr>
-            <w:tcW w:type="dxa" w:w="3800"/>
+            <w:tcW w:type="dxa" w:w="5400"/>
           </w:tcPr>
           <w:p>
             <w:r>
@@ -1237,7 +819,7 @@
       <w:tr>
         <w:tc>
           <w:tcPr>
-            <w:tcW w:type="dxa" w:w="3000"/>
+            <w:tcW w:type="dxa" w:w="4000"/>
           </w:tcPr>
           <w:p>
             <w:r>
@@ -1247,17 +829,7 @@
         </w:tc>
         <w:tc>
           <w:tcPr>
-            <w:tcW w:type="dxa" w:w="2600"/>
-          </w:tcPr>
-          <w:p>
-            <w:r>
-              <w:t>max_height</w:t>
-            </w:r>
-          </w:p>
-        </w:tc>
-        <w:tc>
-          <w:tcPr>
-            <w:tcW w:type="dxa" w:w="3800"/>
+            <w:tcW w:type="dxa" w:w="5400"/>
           </w:tcPr>
           <w:p>
             <w:r>
@@ -1269,7 +841,7 @@
       <w:tr>
         <w:tc>
           <w:tcPr>
-            <w:tcW w:type="dxa" w:w="3000"/>
+            <w:tcW w:type="dxa" w:w="4000"/>
           </w:tcPr>
           <w:p>
             <w:r>
@@ -1279,17 +851,7 @@
         </w:tc>
         <w:tc>
           <w:tcPr>
-            <w:tcW w:type="dxa" w:w="2600"/>
-          </w:tcPr>
-          <w:p>
-            <w:r>
-              <w:t>min_dpi</w:t>
-            </w:r>
-          </w:p>
-        </w:tc>
-        <w:tc>
-          <w:tcPr>
-            <w:tcW w:type="dxa" w:w="3800"/>
+            <w:tcW w:type="dxa" w:w="5400"/>
           </w:tcPr>
           <w:p>
             <w:r>
@@ -1301,7 +863,7 @@
       <w:tr>
         <w:tc>
           <w:tcPr>
-            <w:tcW w:type="dxa" w:w="3000"/>
+            <w:tcW w:type="dxa" w:w="4000"/>
           </w:tcPr>
           <w:p>
             <w:r>
@@ -1311,17 +873,7 @@
         </w:tc>
         <w:tc>
           <w:tcPr>
-            <w:tcW w:type="dxa" w:w="2600"/>
-          </w:tcPr>
-          <w:p>
-            <w:r>
-              <w:t>allowed_types</w:t>
-            </w:r>
-          </w:p>
-        </w:tc>
-        <w:tc>
-          <w:tcPr>
-            <w:tcW w:type="dxa" w:w="3800"/>
+            <w:tcW w:type="dxa" w:w="5400"/>
           </w:tcPr>
           <w:p>
             <w:r>
@@ -1340,14 +892,13 @@
         <w:tblLook w:firstColumn="1" w:firstRow="1" w:lastColumn="0" w:lastRow="0" w:noHBand="0" w:noVBand="1" w:val="04A0"/>
       </w:tblPr>
       <w:tblGrid>
-        <w:gridCol w:w="3000"/>
-        <w:gridCol w:w="2600"/>
-        <w:gridCol w:w="3800"/>
+        <w:gridCol w:w="4000"/>
+        <w:gridCol w:w="5400"/>
       </w:tblGrid>
       <w:tr>
         <w:tc>
           <w:tcPr>
-            <w:tcW w:type="dxa" w:w="3000"/>
+            <w:tcW w:type="dxa" w:w="4000"/>
             <w:shd w:val="clear" w:color="auto" w:fill="D9E2F3"/>
           </w:tcPr>
           <w:p>
@@ -1362,22 +913,7 @@
         </w:tc>
         <w:tc>
           <w:tcPr>
-            <w:tcW w:type="dxa" w:w="2600"/>
-            <w:shd w:val="clear" w:color="auto" w:fill="D9E2F3"/>
-          </w:tcPr>
-          <w:p>
-            <w:r/>
-            <w:r>
-              <w:rPr>
-                <w:b/>
-              </w:rPr>
-              <w:t>Id in the JSON file</w:t>
-            </w:r>
-          </w:p>
-        </w:tc>
-        <w:tc>
-          <w:tcPr>
-            <w:tcW w:type="dxa" w:w="3800"/>
+            <w:tcW w:type="dxa" w:w="5400"/>
             <w:shd w:val="clear" w:color="auto" w:fill="D9E2F3"/>
           </w:tcPr>
           <w:p>
@@ -1394,7 +930,7 @@
       <w:tr>
         <w:tc>
           <w:tcPr>
-            <w:tcW w:type="dxa" w:w="3000"/>
+            <w:tcW w:type="dxa" w:w="4000"/>
           </w:tcPr>
           <w:p>
             <w:r>
@@ -1404,17 +940,7 @@
         </w:tc>
         <w:tc>
           <w:tcPr>
-            <w:tcW w:type="dxa" w:w="2600"/>
-          </w:tcPr>
-          <w:p>
-            <w:r>
-              <w:t>RGB</w:t>
-            </w:r>
-          </w:p>
-        </w:tc>
-        <w:tc>
-          <w:tcPr>
-            <w:tcW w:type="dxa" w:w="3800"/>
+            <w:tcW w:type="dxa" w:w="5400"/>
           </w:tcPr>
           <w:p>
             <w:r>
@@ -1426,7 +952,7 @@
       <w:tr>
         <w:tc>
           <w:tcPr>
-            <w:tcW w:type="dxa" w:w="3000"/>
+            <w:tcW w:type="dxa" w:w="4000"/>
           </w:tcPr>
           <w:p>
             <w:r>
@@ -1436,17 +962,7 @@
         </w:tc>
         <w:tc>
           <w:tcPr>
-            <w:tcW w:type="dxa" w:w="2600"/>
-          </w:tcPr>
-          <w:p>
-            <w:r>
-              <w:t>RGBA</w:t>
-            </w:r>
-          </w:p>
-        </w:tc>
-        <w:tc>
-          <w:tcPr>
-            <w:tcW w:type="dxa" w:w="3800"/>
+            <w:tcW w:type="dxa" w:w="5400"/>
           </w:tcPr>
           <w:p>
             <w:r>
@@ -1458,7 +974,7 @@
       <w:tr>
         <w:tc>
           <w:tcPr>
-            <w:tcW w:type="dxa" w:w="3000"/>
+            <w:tcW w:type="dxa" w:w="4000"/>
           </w:tcPr>
           <w:p>
             <w:r>
@@ -1468,17 +984,7 @@
         </w:tc>
         <w:tc>
           <w:tcPr>
-            <w:tcW w:type="dxa" w:w="2600"/>
-          </w:tcPr>
-          <w:p>
-            <w:r>
-              <w:t>greyscale</w:t>
-            </w:r>
-          </w:p>
-        </w:tc>
-        <w:tc>
-          <w:tcPr>
-            <w:tcW w:type="dxa" w:w="3800"/>
+            <w:tcW w:type="dxa" w:w="5400"/>
           </w:tcPr>
           <w:p>
             <w:r>
@@ -1490,7 +996,7 @@
       <w:tr>
         <w:tc>
           <w:tcPr>
-            <w:tcW w:type="dxa" w:w="3000"/>
+            <w:tcW w:type="dxa" w:w="4000"/>
           </w:tcPr>
           <w:p>
             <w:r>
@@ -1500,17 +1006,7 @@
         </w:tc>
         <w:tc>
           <w:tcPr>
-            <w:tcW w:type="dxa" w:w="2600"/>
-          </w:tcPr>
-          <w:p>
-            <w:r>
-              <w:t>B&amp;W</w:t>
-            </w:r>
-          </w:p>
-        </w:tc>
-        <w:tc>
-          <w:tcPr>
-            <w:tcW w:type="dxa" w:w="3800"/>
+            <w:tcW w:type="dxa" w:w="5400"/>
           </w:tcPr>
           <w:p>
             <w:r>
@@ -1522,7 +1018,7 @@
       <w:tr>
         <w:tc>
           <w:tcPr>
-            <w:tcW w:type="dxa" w:w="3000"/>
+            <w:tcW w:type="dxa" w:w="4000"/>
           </w:tcPr>
           <w:p>
             <w:r>
@@ -1532,17 +1028,7 @@
         </w:tc>
         <w:tc>
           <w:tcPr>
-            <w:tcW w:type="dxa" w:w="2600"/>
-          </w:tcPr>
-          <w:p>
-            <w:r>
-              <w:t>CMYK</w:t>
-            </w:r>
-          </w:p>
-        </w:tc>
-        <w:tc>
-          <w:tcPr>
-            <w:tcW w:type="dxa" w:w="3800"/>
+            <w:tcW w:type="dxa" w:w="5400"/>
           </w:tcPr>
           <w:p>
             <w:r>
@@ -1554,7 +1040,7 @@
       <w:tr>
         <w:tc>
           <w:tcPr>
-            <w:tcW w:type="dxa" w:w="3000"/>
+            <w:tcW w:type="dxa" w:w="4000"/>
           </w:tcPr>
           <w:p>
             <w:r>
@@ -1564,17 +1050,7 @@
         </w:tc>
         <w:tc>
           <w:tcPr>
-            <w:tcW w:type="dxa" w:w="2600"/>
-          </w:tcPr>
-          <w:p>
-            <w:r>
-              <w:t>palette</w:t>
-            </w:r>
-          </w:p>
-        </w:tc>
-        <w:tc>
-          <w:tcPr>
-            <w:tcW w:type="dxa" w:w="3800"/>
+            <w:tcW w:type="dxa" w:w="5400"/>
           </w:tcPr>
           <w:p>
             <w:r>
@@ -1623,142 +1099,15 @@
     </w:p>
     <w:p>
       <w:r>
-        <w:t>To load another set of criteria, press Load criteria... and select the JSON file. To save under any name, press Save criteria as....</w:t>
-      </w:r>
-    </w:p>
-    <w:p>
-      <w:r>
-        <w:t>If you want the program to always start with your own criteria, save them as criterias.json next to the exe. The file is plain JSON text and can also be edited with Notepad (image types must be given by their id):</w:t>
+        <w:t>To load another set of criteria, press Load criteria... and select the JSON file. To save under any name, press Save criteria as.... Criteria files are described in section 12.</w:t>
       </w:r>
     </w:p>
     <w:p>
       <w:pPr>
-        <w:spacing w:after="0"/>
-        <w:ind w:left="360"/>
+        <w:pStyle w:val="Heading2"/>
       </w:pPr>
       <w:r>
-        <w:rPr>
-          <w:rFonts w:ascii="Consolas" w:hAnsi="Consolas" w:eastAsia="Consolas"/>
-          <w:sz w:val="19"/>
-        </w:rPr>
-        <w:t>{</w:t>
-      </w:r>
-    </w:p>
-    <w:p>
-      <w:pPr>
-        <w:spacing w:after="0"/>
-        <w:ind w:left="360"/>
-      </w:pPr>
-      <w:r>
-        <w:rPr>
-          <w:rFonts w:ascii="Consolas" w:hAnsi="Consolas" w:eastAsia="Consolas"/>
-          <w:sz w:val="19"/>
-        </w:rPr>
-        <w:t xml:space="preserve">  "max_file_size_mb": 2.0,</w:t>
-      </w:r>
-    </w:p>
-    <w:p>
-      <w:pPr>
-        <w:spacing w:after="0"/>
-        <w:ind w:left="360"/>
-      </w:pPr>
-      <w:r>
-        <w:rPr>
-          <w:rFonts w:ascii="Consolas" w:hAnsi="Consolas" w:eastAsia="Consolas"/>
-          <w:sz w:val="19"/>
-        </w:rPr>
-        <w:t xml:space="preserve">  "min_width": 945,</w:t>
-      </w:r>
-    </w:p>
-    <w:p>
-      <w:pPr>
-        <w:spacing w:after="0"/>
-        <w:ind w:left="360"/>
-      </w:pPr>
-      <w:r>
-        <w:rPr>
-          <w:rFonts w:ascii="Consolas" w:hAnsi="Consolas" w:eastAsia="Consolas"/>
-          <w:sz w:val="19"/>
-        </w:rPr>
-        <w:t xml:space="preserve">  "min_height": 945,</w:t>
-      </w:r>
-    </w:p>
-    <w:p>
-      <w:pPr>
-        <w:spacing w:after="0"/>
-        <w:ind w:left="360"/>
-      </w:pPr>
-      <w:r>
-        <w:rPr>
-          <w:rFonts w:ascii="Consolas" w:hAnsi="Consolas" w:eastAsia="Consolas"/>
-          <w:sz w:val="19"/>
-        </w:rPr>
-        <w:t xml:space="preserve">  "max_width": 2835,</w:t>
-      </w:r>
-    </w:p>
-    <w:p>
-      <w:pPr>
-        <w:spacing w:after="0"/>
-        <w:ind w:left="360"/>
-      </w:pPr>
-      <w:r>
-        <w:rPr>
-          <w:rFonts w:ascii="Consolas" w:hAnsi="Consolas" w:eastAsia="Consolas"/>
-          <w:sz w:val="19"/>
-        </w:rPr>
-        <w:t xml:space="preserve">  "max_height": 2010,</w:t>
-      </w:r>
-    </w:p>
-    <w:p>
-      <w:pPr>
-        <w:spacing w:after="0"/>
-        <w:ind w:left="360"/>
-      </w:pPr>
-      <w:r>
-        <w:rPr>
-          <w:rFonts w:ascii="Consolas" w:hAnsi="Consolas" w:eastAsia="Consolas"/>
-          <w:sz w:val="19"/>
-        </w:rPr>
-        <w:t xml:space="preserve">  "min_dpi": 96.0,</w:t>
-      </w:r>
-    </w:p>
-    <w:p>
-      <w:pPr>
-        <w:spacing w:after="0"/>
-        <w:ind w:left="360"/>
-      </w:pPr>
-      <w:r>
-        <w:rPr>
-          <w:rFonts w:ascii="Consolas" w:hAnsi="Consolas" w:eastAsia="Consolas"/>
-          <w:sz w:val="19"/>
-        </w:rPr>
-        <w:t xml:space="preserve">  "allowed_types": ["RGB", "greyscale", "B&amp;W", "CMYK"]</w:t>
-      </w:r>
-    </w:p>
-    <w:p>
-      <w:pPr>
-        <w:spacing w:after="0"/>
-        <w:ind w:left="360"/>
-      </w:pPr>
-      <w:r>
-        <w:rPr>
-          <w:rFonts w:ascii="Consolas" w:hAnsi="Consolas" w:eastAsia="Consolas"/>
-          <w:sz w:val="19"/>
-        </w:rPr>
-        <w:t>}</w:t>
-      </w:r>
-    </w:p>
-    <w:p>
-      <w:pPr>
-        <w:spacing w:after="0"/>
-      </w:pPr>
-    </w:p>
-    <w:p>
-      <w:pPr>
-        <w:pStyle w:val="Heading1"/>
-      </w:pPr>
-      <w:r>
-        <w:t>10. Frequently asked questions and error messages</w:t>
+        <w:t>9. Frequently asked questions and error messages</w:t>
       </w:r>
     </w:p>
     <w:tbl>
@@ -1943,6 +1292,1218 @@
           </w:tcPr>
           <w:p>
             <w:r>
+              <w:t>The window is in Hungarian</w:t>
+            </w:r>
+          </w:p>
+        </w:tc>
+        <w:tc>
+          <w:tcPr>
+            <w:tcW w:type="dxa" w:w="6000"/>
+          </w:tcPr>
+          <w:p>
+            <w:r>
+              <w:t>Select English in the Nyelv list in the top right corner.</w:t>
+            </w:r>
+          </w:p>
+        </w:tc>
+      </w:tr>
+    </w:tbl>
+    <w:p/>
+    <w:p>
+      <w:r>
+        <w:br w:type="page"/>
+      </w:r>
+    </w:p>
+    <w:p>
+      <w:pPr>
+        <w:pStyle w:val="Heading1"/>
+      </w:pPr>
+      <w:r>
+        <w:t>II. Advanced usage and customization</w:t>
+      </w:r>
+    </w:p>
+    <w:p>
+      <w:pPr>
+        <w:pStyle w:val="Heading2"/>
+      </w:pPr>
+      <w:r>
+        <w:t>10. Command line parameters</w:t>
+      </w:r>
+    </w:p>
+    <w:p>
+      <w:r>
+        <w:t>The program can also be started from the command line (or from a shortcut) with parameters:</w:t>
+      </w:r>
+    </w:p>
+    <w:p>
+      <w:pPr>
+        <w:spacing w:after="0"/>
+        <w:ind w:left="360"/>
+      </w:pPr>
+      <w:r>
+        <w:rPr>
+          <w:rFonts w:ascii="Consolas" w:hAnsi="Consolas" w:eastAsia="Consolas"/>
+          <w:sz w:val="19"/>
+        </w:rPr>
+        <w:t>TrademarkImage.exe</w:t>
+      </w:r>
+    </w:p>
+    <w:p>
+      <w:pPr>
+        <w:spacing w:after="0"/>
+        <w:ind w:left="360"/>
+      </w:pPr>
+      <w:r>
+        <w:rPr>
+          <w:rFonts w:ascii="Consolas" w:hAnsi="Consolas" w:eastAsia="Consolas"/>
+          <w:sz w:val="19"/>
+        </w:rPr>
+        <w:t>TrademarkImage.exe image.jpg</w:t>
+      </w:r>
+    </w:p>
+    <w:p>
+      <w:pPr>
+        <w:spacing w:after="0"/>
+        <w:ind w:left="360"/>
+      </w:pPr>
+      <w:r>
+        <w:rPr>
+          <w:rFonts w:ascii="Consolas" w:hAnsi="Consolas" w:eastAsia="Consolas"/>
+          <w:sz w:val="19"/>
+        </w:rPr>
+        <w:t>TrademarkImage.exe --config my_criteria.json image.jpg</w:t>
+      </w:r>
+    </w:p>
+    <w:p>
+      <w:pPr>
+        <w:spacing w:after="0"/>
+        <w:ind w:left="360"/>
+      </w:pPr>
+      <w:r>
+        <w:rPr>
+          <w:rFonts w:ascii="Consolas" w:hAnsi="Consolas" w:eastAsia="Consolas"/>
+          <w:sz w:val="19"/>
+        </w:rPr>
+        <w:t>TrademarkImage.exe --lang en</w:t>
+      </w:r>
+    </w:p>
+    <w:p>
+      <w:pPr>
+        <w:spacing w:after="0"/>
+        <w:ind w:left="360"/>
+      </w:pPr>
+      <w:r>
+        <w:rPr>
+          <w:rFonts w:ascii="Consolas" w:hAnsi="Consolas" w:eastAsia="Consolas"/>
+          <w:sz w:val="19"/>
+        </w:rPr>
+        <w:t>TrademarkImage.exe --locals my_texts.json</w:t>
+      </w:r>
+    </w:p>
+    <w:p>
+      <w:pPr>
+        <w:spacing w:after="0"/>
+      </w:pPr>
+    </w:p>
+    <w:tbl>
+      <w:tblPr>
+        <w:tblStyle w:val="TableGrid"/>
+        <w:tblW w:type="auto" w:w="0"/>
+        <w:tblLayout w:type="fixed"/>
+        <w:tblLook w:firstColumn="1" w:firstRow="1" w:lastColumn="0" w:lastRow="0" w:noHBand="0" w:noVBand="1" w:val="04A0"/>
+      </w:tblPr>
+      <w:tblGrid>
+        <w:gridCol w:w="2200"/>
+        <w:gridCol w:w="7200"/>
+      </w:tblGrid>
+      <w:tr>
+        <w:tc>
+          <w:tcPr>
+            <w:tcW w:type="dxa" w:w="2200"/>
+            <w:shd w:val="clear" w:color="auto" w:fill="D9E2F3"/>
+          </w:tcPr>
+          <w:p>
+            <w:r/>
+            <w:r>
+              <w:rPr>
+                <w:b/>
+              </w:rPr>
+              <w:t>Parameter</w:t>
+            </w:r>
+          </w:p>
+        </w:tc>
+        <w:tc>
+          <w:tcPr>
+            <w:tcW w:type="dxa" w:w="7200"/>
+            <w:shd w:val="clear" w:color="auto" w:fill="D9E2F3"/>
+          </w:tcPr>
+          <w:p>
+            <w:r/>
+            <w:r>
+              <w:rPr>
+                <w:b/>
+              </w:rPr>
+              <w:t>Meaning</w:t>
+            </w:r>
+          </w:p>
+        </w:tc>
+      </w:tr>
+      <w:tr>
+        <w:tc>
+          <w:tcPr>
+            <w:tcW w:type="dxa" w:w="2200"/>
+          </w:tcPr>
+          <w:p>
+            <w:r>
+              <w:t>--config FILE</w:t>
+            </w:r>
+          </w:p>
+        </w:tc>
+        <w:tc>
+          <w:tcPr>
+            <w:tcW w:type="dxa" w:w="7200"/>
+          </w:tcPr>
+          <w:p>
+            <w:r>
+              <w:t>JSON file containing the criteria (default: criterias.json in the startup folder). See section 12.</w:t>
+            </w:r>
+          </w:p>
+        </w:tc>
+      </w:tr>
+      <w:tr>
+        <w:tc>
+          <w:tcPr>
+            <w:tcW w:type="dxa" w:w="2200"/>
+          </w:tcPr>
+          <w:p>
+            <w:r>
+              <w:t>--lang CODE</w:t>
+            </w:r>
+          </w:p>
+        </w:tc>
+        <w:tc>
+          <w:tcPr>
+            <w:tcW w:type="dxa" w:w="7200"/>
+          </w:tcPr>
+          <w:p>
+            <w:r>
+              <w:t>Language of the user interface: hu (Hungarian) or en (English), or the code of any other language added to locals.json. See section 11.</w:t>
+            </w:r>
+          </w:p>
+        </w:tc>
+      </w:tr>
+      <w:tr>
+        <w:tc>
+          <w:tcPr>
+            <w:tcW w:type="dxa" w:w="2200"/>
+          </w:tcPr>
+          <w:p>
+            <w:r>
+              <w:t>--locals FILE</w:t>
+            </w:r>
+          </w:p>
+        </w:tc>
+        <w:tc>
+          <w:tcPr>
+            <w:tcW w:type="dxa" w:w="7200"/>
+          </w:tcPr>
+          <w:p>
+            <w:r>
+              <w:t>Your own text file (default: locals.json in the startup folder, if present).</w:t>
+            </w:r>
+          </w:p>
+        </w:tc>
+      </w:tr>
+      <w:tr>
+        <w:tc>
+          <w:tcPr>
+            <w:tcW w:type="dxa" w:w="2200"/>
+          </w:tcPr>
+          <w:p>
+            <w:r>
+              <w:t>IMAGE</w:t>
+            </w:r>
+          </w:p>
+        </w:tc>
+        <w:tc>
+          <w:tcPr>
+            <w:tcW w:type="dxa" w:w="7200"/>
+          </w:tcPr>
+          <w:p>
+            <w:r>
+              <w:t>Image file to open at start.</w:t>
+            </w:r>
+          </w:p>
+        </w:tc>
+      </w:tr>
+      <w:tr>
+        <w:tc>
+          <w:tcPr>
+            <w:tcW w:type="dxa" w:w="2200"/>
+          </w:tcPr>
+          <w:p>
+            <w:r>
+              <w:t>--version</w:t>
+            </w:r>
+          </w:p>
+        </w:tc>
+        <w:tc>
+          <w:tcPr>
+            <w:tcW w:type="dxa" w:w="7200"/>
+          </w:tcPr>
+          <w:p>
+            <w:r>
+              <w:t>Prints the version number of the program.</w:t>
+            </w:r>
+          </w:p>
+        </w:tc>
+      </w:tr>
+    </w:tbl>
+    <w:p/>
+    <w:p>
+      <w:r>
+        <w:t>When the program is started by double-click, the startup folder is the folder of the exe. For a shortcut it is the "Start in" field of the shortcut.</w:t>
+      </w:r>
+    </w:p>
+    <w:p>
+      <w:pPr>
+        <w:pStyle w:val="Heading2"/>
+      </w:pPr>
+      <w:r>
+        <w:t>11. Language setting and the language file</w:t>
+      </w:r>
+    </w:p>
+    <w:p>
+      <w:pPr>
+        <w:pStyle w:val="Heading3"/>
+      </w:pPr>
+      <w:r>
+        <w:t>11.1 Choosing the language</w:t>
+      </w:r>
+    </w:p>
+    <w:p>
+      <w:pPr>
+        <w:pStyle w:val="ListBullet"/>
+      </w:pPr>
+      <w:r>
+        <w:rPr>
+          <w:b/>
+        </w:rPr>
+        <w:t xml:space="preserve">While running: </w:t>
+      </w:r>
+      <w:r>
+        <w:t>in the Language (Nyelv) list in the top right corner of the main window. The choice is valid for the current run only.</w:t>
+      </w:r>
+    </w:p>
+    <w:p>
+      <w:pPr>
+        <w:pStyle w:val="ListBullet"/>
+      </w:pPr>
+      <w:r>
+        <w:rPr>
+          <w:b/>
+        </w:rPr>
+        <w:t xml:space="preserve">At start: </w:t>
+      </w:r>
+      <w:r>
+        <w:t>with the --lang parameter, e.g. TrademarkImage.exe --lang en.</w:t>
+      </w:r>
+    </w:p>
+    <w:p>
+      <w:pPr>
+        <w:pStyle w:val="ListBullet"/>
+      </w:pPr>
+      <w:r>
+        <w:rPr>
+          <w:b/>
+        </w:rPr>
+        <w:t xml:space="preserve">Permanently: </w:t>
+      </w:r>
+      <w:r>
+        <w:t>by changing the "default_language" value in locals.json (e.g. to "en").</w:t>
+      </w:r>
+    </w:p>
+    <w:p>
+      <w:pPr>
+        <w:pStyle w:val="Heading3"/>
+      </w:pPr>
+      <w:r>
+        <w:t>11.2 Structure of locals.json</w:t>
+      </w:r>
+    </w:p>
+    <w:p>
+      <w:r>
+        <w:t>All texts of the program are in the locals.json file next to the exe. It can be edited with Notepad (save it with UTF-8 encoding). Its structure:</w:t>
+      </w:r>
+    </w:p>
+    <w:p>
+      <w:pPr>
+        <w:spacing w:after="0"/>
+        <w:ind w:left="360"/>
+      </w:pPr>
+      <w:r>
+        <w:rPr>
+          <w:rFonts w:ascii="Consolas" w:hAnsi="Consolas" w:eastAsia="Consolas"/>
+          <w:sz w:val="19"/>
+        </w:rPr>
+        <w:t>{</w:t>
+      </w:r>
+    </w:p>
+    <w:p>
+      <w:pPr>
+        <w:spacing w:after="0"/>
+        <w:ind w:left="360"/>
+      </w:pPr>
+      <w:r>
+        <w:rPr>
+          <w:rFonts w:ascii="Consolas" w:hAnsi="Consolas" w:eastAsia="Consolas"/>
+          <w:sz w:val="19"/>
+        </w:rPr>
+        <w:t xml:space="preserve">  "default_language": "hu",</w:t>
+      </w:r>
+    </w:p>
+    <w:p>
+      <w:pPr>
+        <w:spacing w:after="0"/>
+        <w:ind w:left="360"/>
+      </w:pPr>
+      <w:r>
+        <w:rPr>
+          <w:rFonts w:ascii="Consolas" w:hAnsi="Consolas" w:eastAsia="Consolas"/>
+          <w:sz w:val="19"/>
+        </w:rPr>
+        <w:t xml:space="preserve">  "languages": {</w:t>
+      </w:r>
+    </w:p>
+    <w:p>
+      <w:pPr>
+        <w:spacing w:after="0"/>
+        <w:ind w:left="360"/>
+      </w:pPr>
+      <w:r>
+        <w:rPr>
+          <w:rFonts w:ascii="Consolas" w:hAnsi="Consolas" w:eastAsia="Consolas"/>
+          <w:sz w:val="19"/>
+        </w:rPr>
+        <w:t xml:space="preserve">    "hu": { "language_name": "Magyar",  "prop.width": "Szélesség", ... },</w:t>
+      </w:r>
+    </w:p>
+    <w:p>
+      <w:pPr>
+        <w:spacing w:after="0"/>
+        <w:ind w:left="360"/>
+      </w:pPr>
+      <w:r>
+        <w:rPr>
+          <w:rFonts w:ascii="Consolas" w:hAnsi="Consolas" w:eastAsia="Consolas"/>
+          <w:sz w:val="19"/>
+        </w:rPr>
+        <w:t xml:space="preserve">    "en": { "language_name": "English", "prop.width": "Width", ... }</w:t>
+      </w:r>
+    </w:p>
+    <w:p>
+      <w:pPr>
+        <w:spacing w:after="0"/>
+        <w:ind w:left="360"/>
+      </w:pPr>
+      <w:r>
+        <w:rPr>
+          <w:rFonts w:ascii="Consolas" w:hAnsi="Consolas" w:eastAsia="Consolas"/>
+          <w:sz w:val="19"/>
+        </w:rPr>
+        <w:t xml:space="preserve">  }</w:t>
+      </w:r>
+    </w:p>
+    <w:p>
+      <w:pPr>
+        <w:spacing w:after="0"/>
+        <w:ind w:left="360"/>
+      </w:pPr>
+      <w:r>
+        <w:rPr>
+          <w:rFonts w:ascii="Consolas" w:hAnsi="Consolas" w:eastAsia="Consolas"/>
+          <w:sz w:val="19"/>
+        </w:rPr>
+        <w:t>}</w:t>
+      </w:r>
+    </w:p>
+    <w:p>
+      <w:pPr>
+        <w:spacing w:after="0"/>
+      </w:pPr>
+    </w:p>
+    <w:p>
+      <w:pPr>
+        <w:pStyle w:val="ListBullet"/>
+      </w:pPr>
+      <w:r>
+        <w:t>To change a text, edit the value in quotation marks after the colon. Do not change the key (the part before the colon).</w:t>
+      </w:r>
+    </w:p>
+    <w:p>
+      <w:pPr>
+        <w:pStyle w:val="ListBullet"/>
+      </w:pPr>
+      <w:r>
+        <w:t>Parts in curly brackets (e.g. {value}, {path}) are filled in by the program - leave them unchanged. \n starts a new line.</w:t>
+      </w:r>
+    </w:p>
+    <w:p>
+      <w:pPr>
+        <w:pStyle w:val="ListBullet"/>
+      </w:pPr>
+      <w:r>
+        <w:t>If a text is missing from a language, the program shows the English text. If the file is invalid, the program shows a warning and uses its built-in texts.</w:t>
+      </w:r>
+    </w:p>
+    <w:p>
+      <w:pPr>
+        <w:pStyle w:val="ListBullet"/>
+      </w:pPr>
+      <w:r>
+        <w:t>It is enough to put a file containing only the changed texts next to the exe: the program adds it to its built-in texts and overrides them with it.</w:t>
+      </w:r>
+    </w:p>
+    <w:p>
+      <w:pPr>
+        <w:pStyle w:val="Heading3"/>
+      </w:pPr>
+      <w:r>
+        <w:t>11.3 Adding a language</w:t>
+      </w:r>
+    </w:p>
+    <w:p>
+      <w:pPr>
+        <w:pStyle w:val="ListNumber"/>
+        <w:numPr>
+          <w:ilvl w:val="0"/>
+          <w:numId w:val="13"/>
+        </w:numPr>
+      </w:pPr>
+      <w:r>
+        <w:t>Open locals.json and copy the "en" block.</w:t>
+      </w:r>
+    </w:p>
+    <w:p>
+      <w:pPr>
+        <w:pStyle w:val="ListNumber"/>
+        <w:numPr>
+          <w:ilvl w:val="0"/>
+          <w:numId w:val="13"/>
+        </w:numPr>
+      </w:pPr>
+      <w:r>
+        <w:t>Give it a new code (e.g. "de") and change "language_name" (e.g. "Deutsch").</w:t>
+      </w:r>
+    </w:p>
+    <w:p>
+      <w:pPr>
+        <w:pStyle w:val="ListNumber"/>
+        <w:numPr>
+          <w:ilvl w:val="0"/>
+          <w:numId w:val="13"/>
+        </w:numPr>
+      </w:pPr>
+      <w:r>
+        <w:t>Translate the texts, then save the file with UTF-8 encoding.</w:t>
+      </w:r>
+    </w:p>
+    <w:p>
+      <w:pPr>
+        <w:pStyle w:val="ListNumber"/>
+        <w:numPr>
+          <w:ilvl w:val="0"/>
+          <w:numId w:val="13"/>
+        </w:numPr>
+      </w:pPr>
+      <w:r>
+        <w:t>The new language appears in the Language list the next time the program starts.</w:t>
+      </w:r>
+    </w:p>
+    <w:p>
+      <w:pPr>
+        <w:pStyle w:val="Heading2"/>
+      </w:pPr>
+      <w:r>
+        <w:t>12. The criteria file</w:t>
+      </w:r>
+    </w:p>
+    <w:p>
+      <w:r>
+        <w:t>At start the program loads the criteria from criterias.json in the startup folder, or from the file given with the --config parameter. If you want the program to always start with your own criteria, save them as criterias.json next to the exe (Save criteria as... button). The criteria file is plain JSON text and can also be edited with Notepad:</w:t>
+      </w:r>
+    </w:p>
+    <w:p>
+      <w:pPr>
+        <w:spacing w:after="0"/>
+        <w:ind w:left="360"/>
+      </w:pPr>
+      <w:r>
+        <w:rPr>
+          <w:rFonts w:ascii="Consolas" w:hAnsi="Consolas" w:eastAsia="Consolas"/>
+          <w:sz w:val="19"/>
+        </w:rPr>
+        <w:t>{</w:t>
+      </w:r>
+    </w:p>
+    <w:p>
+      <w:pPr>
+        <w:spacing w:after="0"/>
+        <w:ind w:left="360"/>
+      </w:pPr>
+      <w:r>
+        <w:rPr>
+          <w:rFonts w:ascii="Consolas" w:hAnsi="Consolas" w:eastAsia="Consolas"/>
+          <w:sz w:val="19"/>
+        </w:rPr>
+        <w:t xml:space="preserve">  "max_file_size_mb": 2.0,</w:t>
+      </w:r>
+    </w:p>
+    <w:p>
+      <w:pPr>
+        <w:spacing w:after="0"/>
+        <w:ind w:left="360"/>
+      </w:pPr>
+      <w:r>
+        <w:rPr>
+          <w:rFonts w:ascii="Consolas" w:hAnsi="Consolas" w:eastAsia="Consolas"/>
+          <w:sz w:val="19"/>
+        </w:rPr>
+        <w:t xml:space="preserve">  "min_width": 945,</w:t>
+      </w:r>
+    </w:p>
+    <w:p>
+      <w:pPr>
+        <w:spacing w:after="0"/>
+        <w:ind w:left="360"/>
+      </w:pPr>
+      <w:r>
+        <w:rPr>
+          <w:rFonts w:ascii="Consolas" w:hAnsi="Consolas" w:eastAsia="Consolas"/>
+          <w:sz w:val="19"/>
+        </w:rPr>
+        <w:t xml:space="preserve">  "min_height": 945,</w:t>
+      </w:r>
+    </w:p>
+    <w:p>
+      <w:pPr>
+        <w:spacing w:after="0"/>
+        <w:ind w:left="360"/>
+      </w:pPr>
+      <w:r>
+        <w:rPr>
+          <w:rFonts w:ascii="Consolas" w:hAnsi="Consolas" w:eastAsia="Consolas"/>
+          <w:sz w:val="19"/>
+        </w:rPr>
+        <w:t xml:space="preserve">  "max_width": 2835,</w:t>
+      </w:r>
+    </w:p>
+    <w:p>
+      <w:pPr>
+        <w:spacing w:after="0"/>
+        <w:ind w:left="360"/>
+      </w:pPr>
+      <w:r>
+        <w:rPr>
+          <w:rFonts w:ascii="Consolas" w:hAnsi="Consolas" w:eastAsia="Consolas"/>
+          <w:sz w:val="19"/>
+        </w:rPr>
+        <w:t xml:space="preserve">  "max_height": 2010,</w:t>
+      </w:r>
+    </w:p>
+    <w:p>
+      <w:pPr>
+        <w:spacing w:after="0"/>
+        <w:ind w:left="360"/>
+      </w:pPr>
+      <w:r>
+        <w:rPr>
+          <w:rFonts w:ascii="Consolas" w:hAnsi="Consolas" w:eastAsia="Consolas"/>
+          <w:sz w:val="19"/>
+        </w:rPr>
+        <w:t xml:space="preserve">  "min_dpi": 96.0,</w:t>
+      </w:r>
+    </w:p>
+    <w:p>
+      <w:pPr>
+        <w:spacing w:after="0"/>
+        <w:ind w:left="360"/>
+      </w:pPr>
+      <w:r>
+        <w:rPr>
+          <w:rFonts w:ascii="Consolas" w:hAnsi="Consolas" w:eastAsia="Consolas"/>
+          <w:sz w:val="19"/>
+        </w:rPr>
+        <w:t xml:space="preserve">  "allowed_types": ["RGB", "greyscale", "B&amp;W", "CMYK"]</w:t>
+      </w:r>
+    </w:p>
+    <w:p>
+      <w:pPr>
+        <w:spacing w:after="0"/>
+        <w:ind w:left="360"/>
+      </w:pPr>
+      <w:r>
+        <w:rPr>
+          <w:rFonts w:ascii="Consolas" w:hAnsi="Consolas" w:eastAsia="Consolas"/>
+          <w:sz w:val="19"/>
+        </w:rPr>
+        <w:t>}</w:t>
+      </w:r>
+    </w:p>
+    <w:p>
+      <w:pPr>
+        <w:spacing w:after="0"/>
+      </w:pPr>
+    </w:p>
+    <w:tbl>
+      <w:tblPr>
+        <w:tblStyle w:val="TableGrid"/>
+        <w:tblW w:type="auto" w:w="0"/>
+        <w:tblLayout w:type="fixed"/>
+        <w:tblLook w:firstColumn="1" w:firstRow="1" w:lastColumn="0" w:lastRow="0" w:noHBand="0" w:noVBand="1" w:val="04A0"/>
+      </w:tblPr>
+      <w:tblGrid>
+        <w:gridCol w:w="2400"/>
+        <w:gridCol w:w="3600"/>
+        <w:gridCol w:w="3400"/>
+      </w:tblGrid>
+      <w:tr>
+        <w:tc>
+          <w:tcPr>
+            <w:tcW w:type="dxa" w:w="2400"/>
+            <w:shd w:val="clear" w:color="auto" w:fill="D9E2F3"/>
+          </w:tcPr>
+          <w:p>
+            <w:r/>
+            <w:r>
+              <w:rPr>
+                <w:b/>
+              </w:rPr>
+              <w:t>Key</w:t>
+            </w:r>
+          </w:p>
+        </w:tc>
+        <w:tc>
+          <w:tcPr>
+            <w:tcW w:type="dxa" w:w="3600"/>
+            <w:shd w:val="clear" w:color="auto" w:fill="D9E2F3"/>
+          </w:tcPr>
+          <w:p>
+            <w:r/>
+            <w:r>
+              <w:rPr>
+                <w:b/>
+              </w:rPr>
+              <w:t>Field in the window</w:t>
+            </w:r>
+          </w:p>
+        </w:tc>
+        <w:tc>
+          <w:tcPr>
+            <w:tcW w:type="dxa" w:w="3400"/>
+            <w:shd w:val="clear" w:color="auto" w:fill="D9E2F3"/>
+          </w:tcPr>
+          <w:p>
+            <w:r/>
+            <w:r>
+              <w:rPr>
+                <w:b/>
+              </w:rPr>
+              <w:t>Default</w:t>
+            </w:r>
+          </w:p>
+        </w:tc>
+      </w:tr>
+      <w:tr>
+        <w:tc>
+          <w:tcPr>
+            <w:tcW w:type="dxa" w:w="2400"/>
+          </w:tcPr>
+          <w:p>
+            <w:r>
+              <w:t>max_file_size_mb</w:t>
+            </w:r>
+          </w:p>
+        </w:tc>
+        <w:tc>
+          <w:tcPr>
+            <w:tcW w:type="dxa" w:w="3600"/>
+          </w:tcPr>
+          <w:p>
+            <w:r>
+              <w:t>Maximum file size (MB)</w:t>
+            </w:r>
+          </w:p>
+        </w:tc>
+        <w:tc>
+          <w:tcPr>
+            <w:tcW w:type="dxa" w:w="3400"/>
+          </w:tcPr>
+          <w:p>
+            <w:r>
+              <w:t>2.0</w:t>
+            </w:r>
+          </w:p>
+        </w:tc>
+      </w:tr>
+      <w:tr>
+        <w:tc>
+          <w:tcPr>
+            <w:tcW w:type="dxa" w:w="2400"/>
+          </w:tcPr>
+          <w:p>
+            <w:r>
+              <w:t>min_width</w:t>
+            </w:r>
+          </w:p>
+        </w:tc>
+        <w:tc>
+          <w:tcPr>
+            <w:tcW w:type="dxa" w:w="3600"/>
+          </w:tcPr>
+          <w:p>
+            <w:r>
+              <w:t>Minimum width (px)</w:t>
+            </w:r>
+          </w:p>
+        </w:tc>
+        <w:tc>
+          <w:tcPr>
+            <w:tcW w:type="dxa" w:w="3400"/>
+          </w:tcPr>
+          <w:p>
+            <w:r>
+              <w:t>945</w:t>
+            </w:r>
+          </w:p>
+        </w:tc>
+      </w:tr>
+      <w:tr>
+        <w:tc>
+          <w:tcPr>
+            <w:tcW w:type="dxa" w:w="2400"/>
+          </w:tcPr>
+          <w:p>
+            <w:r>
+              <w:t>min_height</w:t>
+            </w:r>
+          </w:p>
+        </w:tc>
+        <w:tc>
+          <w:tcPr>
+            <w:tcW w:type="dxa" w:w="3600"/>
+          </w:tcPr>
+          <w:p>
+            <w:r>
+              <w:t>Minimum height (px)</w:t>
+            </w:r>
+          </w:p>
+        </w:tc>
+        <w:tc>
+          <w:tcPr>
+            <w:tcW w:type="dxa" w:w="3400"/>
+          </w:tcPr>
+          <w:p>
+            <w:r>
+              <w:t>945</w:t>
+            </w:r>
+          </w:p>
+        </w:tc>
+      </w:tr>
+      <w:tr>
+        <w:tc>
+          <w:tcPr>
+            <w:tcW w:type="dxa" w:w="2400"/>
+          </w:tcPr>
+          <w:p>
+            <w:r>
+              <w:t>max_width</w:t>
+            </w:r>
+          </w:p>
+        </w:tc>
+        <w:tc>
+          <w:tcPr>
+            <w:tcW w:type="dxa" w:w="3600"/>
+          </w:tcPr>
+          <w:p>
+            <w:r>
+              <w:t>Maximum width (px)</w:t>
+            </w:r>
+          </w:p>
+        </w:tc>
+        <w:tc>
+          <w:tcPr>
+            <w:tcW w:type="dxa" w:w="3400"/>
+          </w:tcPr>
+          <w:p>
+            <w:r>
+              <w:t>2835</w:t>
+            </w:r>
+          </w:p>
+        </w:tc>
+      </w:tr>
+      <w:tr>
+        <w:tc>
+          <w:tcPr>
+            <w:tcW w:type="dxa" w:w="2400"/>
+          </w:tcPr>
+          <w:p>
+            <w:r>
+              <w:t>max_height</w:t>
+            </w:r>
+          </w:p>
+        </w:tc>
+        <w:tc>
+          <w:tcPr>
+            <w:tcW w:type="dxa" w:w="3600"/>
+          </w:tcPr>
+          <w:p>
+            <w:r>
+              <w:t>Maximum height (px)</w:t>
+            </w:r>
+          </w:p>
+        </w:tc>
+        <w:tc>
+          <w:tcPr>
+            <w:tcW w:type="dxa" w:w="3400"/>
+          </w:tcPr>
+          <w:p>
+            <w:r>
+              <w:t>2010</w:t>
+            </w:r>
+          </w:p>
+        </w:tc>
+      </w:tr>
+      <w:tr>
+        <w:tc>
+          <w:tcPr>
+            <w:tcW w:type="dxa" w:w="2400"/>
+          </w:tcPr>
+          <w:p>
+            <w:r>
+              <w:t>min_dpi</w:t>
+            </w:r>
+          </w:p>
+        </w:tc>
+        <w:tc>
+          <w:tcPr>
+            <w:tcW w:type="dxa" w:w="3600"/>
+          </w:tcPr>
+          <w:p>
+            <w:r>
+              <w:t>Minimum resolution (DPI)</w:t>
+            </w:r>
+          </w:p>
+        </w:tc>
+        <w:tc>
+          <w:tcPr>
+            <w:tcW w:type="dxa" w:w="3400"/>
+          </w:tcPr>
+          <w:p>
+            <w:r>
+              <w:t>96.0</w:t>
+            </w:r>
+          </w:p>
+        </w:tc>
+      </w:tr>
+      <w:tr>
+        <w:tc>
+          <w:tcPr>
+            <w:tcW w:type="dxa" w:w="2400"/>
+          </w:tcPr>
+          <w:p>
+            <w:r>
+              <w:t>allowed_types</w:t>
+            </w:r>
+          </w:p>
+        </w:tc>
+        <w:tc>
+          <w:tcPr>
+            <w:tcW w:type="dxa" w:w="3600"/>
+          </w:tcPr>
+          <w:p>
+            <w:r>
+              <w:t>Allowed image types</w:t>
+            </w:r>
+          </w:p>
+        </w:tc>
+        <w:tc>
+          <w:tcPr>
+            <w:tcW w:type="dxa" w:w="3400"/>
+          </w:tcPr>
+          <w:p>
+            <w:r>
+              <w:t>["RGB", "greyscale", "B&amp;W", "CMYK"]</w:t>
+            </w:r>
+          </w:p>
+        </w:tc>
+      </w:tr>
+    </w:tbl>
+    <w:p/>
+    <w:p>
+      <w:r>
+        <w:t>Image types must be given by their id in the file:</w:t>
+      </w:r>
+    </w:p>
+    <w:tbl>
+      <w:tblPr>
+        <w:tblStyle w:val="TableGrid"/>
+        <w:tblW w:type="auto" w:w="0"/>
+        <w:tblLayout w:type="fixed"/>
+        <w:tblLook w:firstColumn="1" w:firstRow="1" w:lastColumn="0" w:lastRow="0" w:noHBand="0" w:noVBand="1" w:val="04A0"/>
+      </w:tblPr>
+      <w:tblGrid>
+        <w:gridCol w:w="4000"/>
+        <w:gridCol w:w="5400"/>
+      </w:tblGrid>
+      <w:tr>
+        <w:tc>
+          <w:tcPr>
+            <w:tcW w:type="dxa" w:w="4000"/>
+            <w:shd w:val="clear" w:color="auto" w:fill="D9E2F3"/>
+          </w:tcPr>
+          <w:p>
+            <w:r/>
+            <w:r>
+              <w:rPr>
+                <w:b/>
+              </w:rPr>
+              <w:t>Id in the file</w:t>
+            </w:r>
+          </w:p>
+        </w:tc>
+        <w:tc>
+          <w:tcPr>
+            <w:tcW w:type="dxa" w:w="5400"/>
+            <w:shd w:val="clear" w:color="auto" w:fill="D9E2F3"/>
+          </w:tcPr>
+          <w:p>
+            <w:r/>
+            <w:r>
+              <w:rPr>
+                <w:b/>
+              </w:rPr>
+              <w:t>Image type in the window (English / Hungarian)</w:t>
+            </w:r>
+          </w:p>
+        </w:tc>
+      </w:tr>
+      <w:tr>
+        <w:tc>
+          <w:tcPr>
+            <w:tcW w:type="dxa" w:w="4000"/>
+          </w:tcPr>
+          <w:p>
+            <w:r>
+              <w:t>RGB</w:t>
+            </w:r>
+          </w:p>
+        </w:tc>
+        <w:tc>
+          <w:tcPr>
+            <w:tcW w:type="dxa" w:w="5400"/>
+          </w:tcPr>
+          <w:p>
+            <w:r>
+              <w:t>RGB / RGB (színes)</w:t>
+            </w:r>
+          </w:p>
+        </w:tc>
+      </w:tr>
+      <w:tr>
+        <w:tc>
+          <w:tcPr>
+            <w:tcW w:type="dxa" w:w="4000"/>
+          </w:tcPr>
+          <w:p>
+            <w:r>
+              <w:t>RGBA</w:t>
+            </w:r>
+          </w:p>
+        </w:tc>
+        <w:tc>
+          <w:tcPr>
+            <w:tcW w:type="dxa" w:w="5400"/>
+          </w:tcPr>
+          <w:p>
+            <w:r>
+              <w:t>RGBA / RGBA (színes, átlátszó)</w:t>
+            </w:r>
+          </w:p>
+        </w:tc>
+      </w:tr>
+      <w:tr>
+        <w:tc>
+          <w:tcPr>
+            <w:tcW w:type="dxa" w:w="4000"/>
+          </w:tcPr>
+          <w:p>
+            <w:r>
+              <w:t>greyscale</w:t>
+            </w:r>
+          </w:p>
+        </w:tc>
+        <w:tc>
+          <w:tcPr>
+            <w:tcW w:type="dxa" w:w="5400"/>
+          </w:tcPr>
+          <w:p>
+            <w:r>
+              <w:t>greyscale / szürkeárnyalatos</w:t>
+            </w:r>
+          </w:p>
+        </w:tc>
+      </w:tr>
+      <w:tr>
+        <w:tc>
+          <w:tcPr>
+            <w:tcW w:type="dxa" w:w="4000"/>
+          </w:tcPr>
+          <w:p>
+            <w:r>
+              <w:t>B&amp;W</w:t>
+            </w:r>
+          </w:p>
+        </w:tc>
+        <w:tc>
+          <w:tcPr>
+            <w:tcW w:type="dxa" w:w="5400"/>
+          </w:tcPr>
+          <w:p>
+            <w:r>
+              <w:t>B&amp;W / fekete-fehér</w:t>
+            </w:r>
+          </w:p>
+        </w:tc>
+      </w:tr>
+      <w:tr>
+        <w:tc>
+          <w:tcPr>
+            <w:tcW w:type="dxa" w:w="4000"/>
+          </w:tcPr>
+          <w:p>
+            <w:r>
+              <w:t>CMYK</w:t>
+            </w:r>
+          </w:p>
+        </w:tc>
+        <w:tc>
+          <w:tcPr>
+            <w:tcW w:type="dxa" w:w="5400"/>
+          </w:tcPr>
+          <w:p>
+            <w:r>
+              <w:t>CMYK / CMYK</w:t>
+            </w:r>
+          </w:p>
+        </w:tc>
+      </w:tr>
+      <w:tr>
+        <w:tc>
+          <w:tcPr>
+            <w:tcW w:type="dxa" w:w="4000"/>
+          </w:tcPr>
+          <w:p>
+            <w:r>
+              <w:t>palette</w:t>
+            </w:r>
+          </w:p>
+        </w:tc>
+        <w:tc>
+          <w:tcPr>
+            <w:tcW w:type="dxa" w:w="5400"/>
+          </w:tcPr>
+          <w:p>
+            <w:r>
+              <w:t>palette / palettás</w:t>
+            </w:r>
+          </w:p>
+        </w:tc>
+      </w:tr>
+    </w:tbl>
+    <w:p/>
+    <w:p>
+      <w:pPr>
+        <w:pStyle w:val="ListBullet"/>
+      </w:pPr>
+      <w:r>
+        <w:t>Missing keys get their default value, so it is enough to list the values that differ.</w:t>
+      </w:r>
+    </w:p>
+    <w:p>
+      <w:pPr>
+        <w:pStyle w:val="ListBullet"/>
+      </w:pPr>
+      <w:r>
+        <w:t>Use a decimal point (2.5); pixel values are whole numbers.</w:t>
+      </w:r>
+    </w:p>
+    <w:p>
+      <w:pPr>
+        <w:pStyle w:val="ListBullet"/>
+      </w:pPr>
+      <w:r>
+        <w:t>If there is an unknown key, a wrong value or a contradiction (e.g. the minimum is greater than the maximum), the program shows a warning and starts with the default criteria.</w:t>
+      </w:r>
+    </w:p>
+    <w:p>
+      <w:pPr>
+        <w:pStyle w:val="Heading2"/>
+      </w:pPr>
+      <w:r>
+        <w:t>13. Troubleshooting the advanced settings</w:t>
+      </w:r>
+    </w:p>
+    <w:tbl>
+      <w:tblPr>
+        <w:tblStyle w:val="TableGrid"/>
+        <w:tblW w:type="auto" w:w="0"/>
+        <w:tblLayout w:type="fixed"/>
+        <w:tblLook w:firstColumn="1" w:firstRow="1" w:lastColumn="0" w:lastRow="0" w:noHBand="0" w:noVBand="1" w:val="04A0"/>
+      </w:tblPr>
+      <w:tblGrid>
+        <w:gridCol w:w="3400"/>
+        <w:gridCol w:w="6000"/>
+      </w:tblGrid>
+      <w:tr>
+        <w:tc>
+          <w:tcPr>
+            <w:tcW w:type="dxa" w:w="3400"/>
+            <w:shd w:val="clear" w:color="auto" w:fill="D9E2F3"/>
+          </w:tcPr>
+          <w:p>
+            <w:r/>
+            <w:r>
+              <w:rPr>
+                <w:b/>
+              </w:rPr>
+              <w:t>Message / situation</w:t>
+            </w:r>
+          </w:p>
+        </w:tc>
+        <w:tc>
+          <w:tcPr>
+            <w:tcW w:type="dxa" w:w="6000"/>
+            <w:shd w:val="clear" w:color="auto" w:fill="D9E2F3"/>
+          </w:tcPr>
+          <w:p>
+            <w:r/>
+            <w:r>
+              <w:rPr>
+                <w:b/>
+              </w:rPr>
+              <w:t>What to do</w:t>
+            </w:r>
+          </w:p>
+        </w:tc>
+      </w:tr>
+      <w:tr>
+        <w:tc>
+          <w:tcPr>
+            <w:tcW w:type="dxa" w:w="3400"/>
+          </w:tcPr>
+          <w:p>
+            <w:r>
               <w:t>Warning at start</w:t>
             </w:r>
           </w:p>
@@ -1965,7 +2526,7 @@
           </w:tcPr>
           <w:p>
             <w:r>
-              <w:t>The window is in Hungarian</w:t>
+              <w:t>English text in another language</w:t>
             </w:r>
           </w:p>
         </w:tc>
@@ -1975,7 +2536,7 @@
           </w:tcPr>
           <w:p>
             <w:r>
-              <w:t>Select English in the Nyelv list, or start with --lang en.</w:t>
+              <w:t>The text is missing from that language in locals.json - add the missing key.</w:t>
             </w:r>
           </w:p>
         </w:tc>
@@ -1997,7 +2558,29 @@
           </w:tcPr>
           <w:p>
             <w:r>
-              <w:t>The text is missing from locals.json (also from English) - add the missing key.</w:t>
+              <w:t>The text is missing from English as well - add it.</w:t>
+            </w:r>
+          </w:p>
+        </w:tc>
+      </w:tr>
+      <w:tr>
+        <w:tc>
+          <w:tcPr>
+            <w:tcW w:type="dxa" w:w="3400"/>
+          </w:tcPr>
+          <w:p>
+            <w:r>
+              <w:t>Strange characters instead of accented letters</w:t>
+            </w:r>
+          </w:p>
+        </w:tc>
+        <w:tc>
+          <w:tcPr>
+            <w:tcW w:type="dxa" w:w="6000"/>
+          </w:tcPr>
+          <w:p>
+            <w:r>
+              <w:t>Save locals.json with UTF-8 encoding.</w:t>
             </w:r>
           </w:p>
         </w:tc>
@@ -2227,6 +2810,12 @@
     </w:lvlOverride>
   </w:num>
   <w:num w:numId="12">
+    <w:abstractNumId w:val="7"/>
+    <w:lvlOverride w:ilvl="0">
+      <w:startOverride w:val="1"/>
+    </w:lvlOverride>
+  </w:num>
+  <w:num w:numId="13">
     <w:abstractNumId w:val="7"/>
     <w:lvlOverride w:ilvl="0">
       <w:startOverride w:val="1"/>

--- a/docs/TrademarkImage_User_Manual_EN.docx
+++ b/docs/TrademarkImage_User_Manual_EN.docx
@@ -1543,6 +1543,28 @@
           </w:tcPr>
           <w:p>
             <w:r>
+              <w:t>-h, --help</w:t>
+            </w:r>
+          </w:p>
+        </w:tc>
+        <w:tc>
+          <w:tcPr>
+            <w:tcW w:type="dxa" w:w="7200"/>
+          </w:tcPr>
+          <w:p>
+            <w:r>
+              <w:t>Shows the description of the parameters. In English: --lang en --help.</w:t>
+            </w:r>
+          </w:p>
+        </w:tc>
+      </w:tr>
+      <w:tr>
+        <w:tc>
+          <w:tcPr>
+            <w:tcW w:type="dxa" w:w="2200"/>
+          </w:tcPr>
+          <w:p>
+            <w:r>
               <w:t>--version</w:t>
             </w:r>
           </w:p>
@@ -1553,7 +1575,7 @@
           </w:tcPr>
           <w:p>
             <w:r>
-              <w:t>Prints the version number of the program.</w:t>
+              <w:t>Shows the version number of the program.</w:t>
             </w:r>
           </w:p>
         </w:tc>
@@ -1561,8 +1583,85 @@
     </w:tbl>
     <w:p/>
     <w:p>
+      <w:pPr>
+        <w:pStyle w:val="ListBullet"/>
+      </w:pPr>
+      <w:r>
+        <w:t>A value can also be given with an equals sign (e.g. --lang=en). Put file names containing spaces in quotation marks.</w:t>
+      </w:r>
+    </w:p>
+    <w:p>
+      <w:pPr>
+        <w:pStyle w:val="ListBullet"/>
+      </w:pPr>
       <w:r>
         <w:t>When the program is started by double-click, the startup folder is the folder of the exe. For a shortcut it is the "Start in" field of the shortcut.</w:t>
+      </w:r>
+    </w:p>
+    <w:p>
+      <w:pPr>
+        <w:pStyle w:val="ListBullet"/>
+      </w:pPr>
+      <w:r>
+        <w:t>The help is shown in a separate window and the version number in a message box; then the program exits.</w:t>
+      </w:r>
+    </w:p>
+    <w:p>
+      <w:pPr>
+        <w:pStyle w:val="Heading3"/>
+      </w:pPr>
+      <w:r>
+        <w:t>10.1 Wrong parameters</w:t>
+      </w:r>
+    </w:p>
+    <w:p>
+      <w:r>
+        <w:t>The program checks the parameters at start. If any of them is wrong, it lists all problems in one error message and does not start. For example, these are errors:</w:t>
+      </w:r>
+    </w:p>
+    <w:p>
+      <w:pPr>
+        <w:pStyle w:val="ListBullet"/>
+      </w:pPr>
+      <w:r>
+        <w:t>the value is missing after --config, --locals or --lang;</w:t>
+      </w:r>
+    </w:p>
+    <w:p>
+      <w:pPr>
+        <w:pStyle w:val="ListBullet"/>
+      </w:pPr>
+      <w:r>
+        <w:t>the given file does not exist, is a folder, or is not suitable (e.g. an image or a text file after --config);</w:t>
+      </w:r>
+    </w:p>
+    <w:p>
+      <w:pPr>
+        <w:pStyle w:val="ListBullet"/>
+      </w:pPr>
+      <w:r>
+        <w:t>an unknown language code after --lang (the message lists the available languages);</w:t>
+      </w:r>
+    </w:p>
+    <w:p>
+      <w:pPr>
+        <w:pStyle w:val="ListBullet"/>
+      </w:pPr>
+      <w:r>
+        <w:t>the given image does not exist or is not an image;</w:t>
+      </w:r>
+    </w:p>
+    <w:p>
+      <w:pPr>
+        <w:pStyle w:val="ListBullet"/>
+      </w:pPr>
+      <w:r>
+        <w:t>an unknown parameter or one given more than once, or more than one image file.</w:t>
+      </w:r>
+    </w:p>
+    <w:p>
+      <w:r>
+        <w:t>The error message is shown in the selected language and ends with a hint on how to get help. Scripts can also check the exit code: 0 = OK, 2 = command line error.</w:t>
       </w:r>
     </w:p>
     <w:p>
@@ -2443,7 +2542,7 @@
         <w:pStyle w:val="ListBullet"/>
       </w:pPr>
       <w:r>
-        <w:t>If there is an unknown key, a wrong value or a contradiction (e.g. the minimum is greater than the maximum), the program shows a warning and starts with the default criteria.</w:t>
+        <w:t>If there is an unknown key, a wrong value or a contradiction (e.g. the minimum is greater than the maximum): for a file given with --config the program shows an error and exits; for criterias.json in the startup folder it shows a warning and starts with the default criteria.</w:t>
       </w:r>
     </w:p>
     <w:p>
@@ -2504,6 +2603,28 @@
           </w:tcPr>
           <w:p>
             <w:r>
+              <w:t>Command line error, the program does not start</w:t>
+            </w:r>
+          </w:p>
+        </w:tc>
+        <w:tc>
+          <w:tcPr>
+            <w:tcW w:type="dxa" w:w="6000"/>
+          </w:tcPr>
+          <w:p>
+            <w:r>
+              <w:t>Correct the parameters listed in the error message (see 10.1). For their description use --help.</w:t>
+            </w:r>
+          </w:p>
+        </w:tc>
+      </w:tr>
+      <w:tr>
+        <w:tc>
+          <w:tcPr>
+            <w:tcW w:type="dxa" w:w="3400"/>
+          </w:tcPr>
+          <w:p>
+            <w:r>
               <w:t>Warning at start</w:t>
             </w:r>
           </w:p>
@@ -2514,7 +2635,7 @@
           </w:tcPr>
           <w:p>
             <w:r>
-              <w:t>The criteria file or locals.json is invalid / not found, or the --lang language code is unknown. The program runs with the default settings.</w:t>
+              <w:t>The criterias.json or locals.json in the startup folder is invalid. The program runs with the default settings.</w:t>
             </w:r>
           </w:p>
         </w:tc>

--- a/docs/TrademarkImage_User_Manual_EN.docx
+++ b/docs/TrademarkImage_User_Manual_EN.docx
@@ -24,7 +24,7 @@
           <w:color w:val="555555"/>
           <w:sz w:val="24"/>
         </w:rPr>
-        <w:t>User manual (version 1.1.0)</w:t>
+        <w:t>User manual (version 1.2.0)</w:t>
       </w:r>
     </w:p>
     <w:p>
@@ -335,7 +335,7 @@
     </w:p>
     <w:p>
       <w:r>
-        <w:t>There is a red button for every criterion that is not met. It shows the name of the criterion, the current value of the image and the requirement in brackets, for example: "Width: 4000 px (945-2835 px)". The possible buttons are File size, Width, Height, Resolution and Image type. For the resolution, "not set" is shown if the file does not store a DPI value.</w:t>
+        <w:t>There is a red button for every criterion that is not met. It shows the name of the criterion, the current value of the image and the requirement in brackets, for example: "Width: 4000 px (945-2835 px)". The possible buttons are File size, Width, Height, Resolution, Image type and JPEG encoding. For the resolution, "not set" is shown if the file does not store a DPI value.</w:t>
       </w:r>
     </w:p>
     <w:p>
@@ -407,7 +407,7 @@
         <w:t xml:space="preserve">Resolution: </w:t>
       </w:r>
       <w:r>
-        <w:t>a whole number in DPI. The resolution is only information stored in the file; it does not change the pixel size.</w:t>
+        <w:t>a whole number in DPI between the minimum and maximum resolution (96-600 DPI by default). The resolution is only information stored in the file; it does not change the pixel size.</w:t>
       </w:r>
     </w:p>
     <w:p>
@@ -436,6 +436,20 @@
       </w:r>
       <w:r>
         <w:t>choose one of the allowed types from the list.</w:t>
+      </w:r>
+    </w:p>
+    <w:p>
+      <w:pPr>
+        <w:pStyle w:val="ListBullet"/>
+      </w:pPr>
+      <w:r>
+        <w:rPr>
+          <w:b/>
+        </w:rPr>
+        <w:t xml:space="preserve">JPEG encoding: </w:t>
+      </w:r>
+      <w:r>
+        <w:t>for a progressive JPEG choose "baseline"; the program saves the image again as a baseline JPEG.</w:t>
       </w:r>
     </w:p>
     <w:p>
@@ -674,7 +688,7 @@
     <w:p/>
     <w:p>
       <w:r>
-        <w:t>During conversion transparent areas get a white background (except for the RGBA type), the black and white conversion uses a 50% threshold, and the image is rotated according to the orientation stored by the camera.</w:t>
+        <w:t>During conversion JPEG files are always written as baseline (not progressive), transparent areas get a white background (except for the RGBA type), the black and white conversion uses a 50% threshold, and the image is rotated according to the orientation stored by the camera.</w:t>
       </w:r>
     </w:p>
     <w:p>
@@ -867,6 +881,28 @@
           </w:tcPr>
           <w:p>
             <w:r>
+              <w:t>Maximum resolution (DPI)</w:t>
+            </w:r>
+          </w:p>
+        </w:tc>
+        <w:tc>
+          <w:tcPr>
+            <w:tcW w:type="dxa" w:w="5400"/>
+          </w:tcPr>
+          <w:p>
+            <w:r>
+              <w:t>600</w:t>
+            </w:r>
+          </w:p>
+        </w:tc>
+      </w:tr>
+      <w:tr>
+        <w:tc>
+          <w:tcPr>
+            <w:tcW w:type="dxa" w:w="4000"/>
+          </w:tcPr>
+          <w:p>
+            <w:r>
               <w:t>Allowed image types</w:t>
             </w:r>
           </w:p>
@@ -878,6 +914,28 @@
           <w:p>
             <w:r>
               <w:t>RGB, greyscale, B&amp;W, CMYK</w:t>
+            </w:r>
+          </w:p>
+        </w:tc>
+      </w:tr>
+      <w:tr>
+        <w:tc>
+          <w:tcPr>
+            <w:tcW w:type="dxa" w:w="4000"/>
+          </w:tcPr>
+          <w:p>
+            <w:r>
+              <w:t>Progressive JPEG allowed</w:t>
+            </w:r>
+          </w:p>
+        </w:tc>
+        <w:tc>
+          <w:tcPr>
+            <w:tcW w:type="dxa" w:w="5400"/>
+          </w:tcPr>
+          <w:p>
+            <w:r>
+              <w:t>no (unchecked)</w:t>
             </w:r>
           </w:p>
         </w:tc>
@@ -2033,7 +2091,33 @@
           <w:rFonts w:ascii="Consolas" w:hAnsi="Consolas" w:eastAsia="Consolas"/>
           <w:sz w:val="19"/>
         </w:rPr>
-        <w:t xml:space="preserve">  "allowed_types": ["RGB", "greyscale", "B&amp;W", "CMYK"]</w:t>
+        <w:t xml:space="preserve">  "max_dpi": 600.0,</w:t>
+      </w:r>
+    </w:p>
+    <w:p>
+      <w:pPr>
+        <w:spacing w:after="0"/>
+        <w:ind w:left="360"/>
+      </w:pPr>
+      <w:r>
+        <w:rPr>
+          <w:rFonts w:ascii="Consolas" w:hAnsi="Consolas" w:eastAsia="Consolas"/>
+          <w:sz w:val="19"/>
+        </w:rPr>
+        <w:t xml:space="preserve">  "allowed_types": ["RGB", "greyscale", "B&amp;W", "CMYK"],</w:t>
+      </w:r>
+    </w:p>
+    <w:p>
+      <w:pPr>
+        <w:spacing w:after="0"/>
+        <w:ind w:left="360"/>
+      </w:pPr>
+      <w:r>
+        <w:rPr>
+          <w:rFonts w:ascii="Consolas" w:hAnsi="Consolas" w:eastAsia="Consolas"/>
+          <w:sz w:val="19"/>
+        </w:rPr>
+        <w:t xml:space="preserve">  "allow_progressive_jpeg": false</w:t>
       </w:r>
     </w:p>
     <w:p>
@@ -2312,6 +2396,38 @@
           </w:tcPr>
           <w:p>
             <w:r>
+              <w:t>max_dpi</w:t>
+            </w:r>
+          </w:p>
+        </w:tc>
+        <w:tc>
+          <w:tcPr>
+            <w:tcW w:type="dxa" w:w="3600"/>
+          </w:tcPr>
+          <w:p>
+            <w:r>
+              <w:t>Maximum resolution (DPI)</w:t>
+            </w:r>
+          </w:p>
+        </w:tc>
+        <w:tc>
+          <w:tcPr>
+            <w:tcW w:type="dxa" w:w="3400"/>
+          </w:tcPr>
+          <w:p>
+            <w:r>
+              <w:t>600.0</w:t>
+            </w:r>
+          </w:p>
+        </w:tc>
+      </w:tr>
+      <w:tr>
+        <w:tc>
+          <w:tcPr>
+            <w:tcW w:type="dxa" w:w="2400"/>
+          </w:tcPr>
+          <w:p>
+            <w:r>
               <w:t>allowed_types</w:t>
             </w:r>
           </w:p>
@@ -2333,6 +2449,38 @@
           <w:p>
             <w:r>
               <w:t>["RGB", "greyscale", "B&amp;W", "CMYK"]</w:t>
+            </w:r>
+          </w:p>
+        </w:tc>
+      </w:tr>
+      <w:tr>
+        <w:tc>
+          <w:tcPr>
+            <w:tcW w:type="dxa" w:w="2400"/>
+          </w:tcPr>
+          <w:p>
+            <w:r>
+              <w:t>allow_progressive_jpeg</w:t>
+            </w:r>
+          </w:p>
+        </w:tc>
+        <w:tc>
+          <w:tcPr>
+            <w:tcW w:type="dxa" w:w="3600"/>
+          </w:tcPr>
+          <w:p>
+            <w:r>
+              <w:t>Progressive JPEG allowed</w:t>
+            </w:r>
+          </w:p>
+        </w:tc>
+        <w:tc>
+          <w:tcPr>
+            <w:tcW w:type="dxa" w:w="3400"/>
+          </w:tcPr>
+          <w:p>
+            <w:r>
+              <w:t>false (true = allowed)</w:t>
             </w:r>
           </w:p>
         </w:tc>

--- a/docs/TrademarkImage_User_Manual_EN.docx
+++ b/docs/TrademarkImage_User_Manual_EN.docx
@@ -151,6 +151,28 @@
                 <w:b/>
               </w:rPr>
               <w:t>Description</w:t>
+            </w:r>
+          </w:p>
+        </w:tc>
+      </w:tr>
+      <w:tr>
+        <w:tc>
+          <w:tcPr>
+            <w:tcW w:type="dxa" w:w="2600"/>
+          </w:tcPr>
+          <w:p>
+            <w:r>
+              <w:t>About (top left corner)</w:t>
+            </w:r>
+          </w:p>
+        </w:tc>
+        <w:tc>
+          <w:tcPr>
+            <w:tcW w:type="dxa" w:w="6800"/>
+          </w:tcPr>
+          <w:p>
+            <w:r>
+              <w:t>Shows the version number, the copyright and the address of the source code (the address can be clicked).</w:t>
             </w:r>
           </w:p>
         </w:tc>
@@ -1633,7 +1655,7 @@
           </w:tcPr>
           <w:p>
             <w:r>
-              <w:t>Shows the version number of the program.</w:t>
+              <w:t>Shows the version window (the same as the About button).</w:t>
             </w:r>
           </w:p>
         </w:tc>
@@ -1661,7 +1683,7 @@
         <w:pStyle w:val="ListBullet"/>
       </w:pPr>
       <w:r>
-        <w:t>The help is shown in a separate window and the version number in a message box; then the program exits.</w:t>
+        <w:t>The help is shown in a separate window and the version number in the About window; then the program exits.</w:t>
       </w:r>
     </w:p>
     <w:p>

--- a/docs/TrademarkImage_User_Manual_EN.docx
+++ b/docs/TrademarkImage_User_Manual_EN.docx
@@ -1667,7 +1667,15 @@
         <w:pStyle w:val="ListBullet"/>
       </w:pPr>
       <w:r>
-        <w:t>A value can also be given with an equals sign (e.g. --lang=en). Put file names containing spaces in quotation marks.</w:t>
+        <w:t>A value can be given after a space or an equals sign, with or without spaces around it: --lang en, --lang=en, --lang = en. Put file names containing spaces in quotation marks.</w:t>
+      </w:r>
+    </w:p>
+    <w:p>
+      <w:pPr>
+        <w:pStyle w:val="ListBullet"/>
+      </w:pPr>
+      <w:r>
+        <w:t>Parameter names are not case-sensitive (--LANG=en works too).</w:t>
       </w:r>
     </w:p>
     <w:p>
